--- a/contents/battle-workbook/attack-w11.docx
+++ b/contents/battle-workbook/attack-w11.docx
@@ -467,7 +467,7 @@
           <w:b/>
           <w:sz w:val="22"/>
         </w:rPr>
-        <w:t>▶ 실행 결과 화면 (스크린샷 붙여넣기)</w:t>
+        <w:t>▶ 실행 결과 (출력/스크린샷)</w:t>
       </w:r>
     </w:p>
     <w:tbl>
@@ -501,7 +501,7 @@
                 <w:color w:val="AAAAAA"/>
                 <w:sz w:val="18"/>
               </w:rPr>
-              <w:t>여기에 결과 스크린샷을 붙여넣으세요 (커서를 두고 Ctrl+V)</w:t>
+              <w:t>여기에 결과 출력을 적거나 스크린샷을 붙여넣으세요 (커서를 두고 Ctrl+V)</w:t>
             </w:r>
           </w:p>
         </w:tc>
@@ -743,7 +743,7 @@
           <w:b/>
           <w:sz w:val="22"/>
         </w:rPr>
-        <w:t>▶ 실행 결과 화면 (스크린샷 붙여넣기)</w:t>
+        <w:t>▶ 실행 결과 (출력/스크린샷)</w:t>
       </w:r>
     </w:p>
     <w:tbl>
@@ -777,7 +777,7 @@
                 <w:color w:val="AAAAAA"/>
                 <w:sz w:val="18"/>
               </w:rPr>
-              <w:t>여기에 결과 스크린샷을 붙여넣으세요 (커서를 두고 Ctrl+V)</w:t>
+              <w:t>여기에 결과 출력을 적거나 스크린샷을 붙여넣으세요 (커서를 두고 Ctrl+V)</w:t>
             </w:r>
           </w:p>
         </w:tc>
@@ -1032,7 +1032,7 @@
           <w:b/>
           <w:sz w:val="22"/>
         </w:rPr>
-        <w:t>▶ 실행 결과 화면 (스크린샷 붙여넣기)</w:t>
+        <w:t>▶ 실행 결과 (출력/스크린샷)</w:t>
       </w:r>
     </w:p>
     <w:tbl>
@@ -1066,7 +1066,7 @@
                 <w:color w:val="AAAAAA"/>
                 <w:sz w:val="18"/>
               </w:rPr>
-              <w:t>여기에 결과 스크린샷을 붙여넣으세요 (커서를 두고 Ctrl+V)</w:t>
+              <w:t>여기에 결과 출력을 적거나 스크린샷을 붙여넣으세요 (커서를 두고 Ctrl+V)</w:t>
             </w:r>
           </w:p>
         </w:tc>
@@ -1381,7 +1381,7 @@
           <w:b/>
           <w:sz w:val="22"/>
         </w:rPr>
-        <w:t>▶ 실행 결과 화면 (스크린샷 붙여넣기)</w:t>
+        <w:t>▶ 실행 결과 (출력/스크린샷)</w:t>
       </w:r>
     </w:p>
     <w:tbl>
@@ -1415,7 +1415,7 @@
                 <w:color w:val="AAAAAA"/>
                 <w:sz w:val="18"/>
               </w:rPr>
-              <w:t>여기에 결과 스크린샷을 붙여넣으세요 (커서를 두고 Ctrl+V)</w:t>
+              <w:t>여기에 결과 출력을 적거나 스크린샷을 붙여넣으세요 (커서를 두고 Ctrl+V)</w:t>
             </w:r>
           </w:p>
         </w:tc>
@@ -1649,7 +1649,7 @@
           <w:b/>
           <w:sz w:val="22"/>
         </w:rPr>
-        <w:t>▶ 실행 결과 화면 (스크린샷 붙여넣기)</w:t>
+        <w:t>▶ 실행 결과 (출력/스크린샷)</w:t>
       </w:r>
     </w:p>
     <w:tbl>
@@ -1683,7 +1683,7 @@
                 <w:color w:val="AAAAAA"/>
                 <w:sz w:val="18"/>
               </w:rPr>
-              <w:t>여기에 결과 스크린샷을 붙여넣으세요 (커서를 두고 Ctrl+V)</w:t>
+              <w:t>여기에 결과 출력을 적거나 스크린샷을 붙여넣으세요 (커서를 두고 Ctrl+V)</w:t>
             </w:r>
           </w:p>
         </w:tc>
